--- a/tests/fixtures/workspace/rich.docx
+++ b/tests/fixtures/workspace/rich.docx
@@ -232,7 +232,7 @@
 
 <file path=word/comments.xml><?xml version="1.0" encoding="utf-8"?>
 <w:comments xmlns:a="http://schemas.openxmlformats.org/drawingml/2006/main" xmlns:pic="http://schemas.openxmlformats.org/drawingml/2006/picture" xmlns:r="http://schemas.openxmlformats.org/officeDocument/2006/relationships" xmlns:w="http://schemas.openxmlformats.org/wordprocessingml/2006/main" xmlns:wp="http://schemas.openxmlformats.org/drawingml/2006/wordprocessingDrawing" xmlns:mc="http://schemas.openxmlformats.org/markup-compatibility/2006" xmlns:a14="http://schemas.microsoft.com/office/drawing/2010/main" xmlns:w14="http://schemas.microsoft.com/office/word/2010/wordml" xmlns:wpc="http://schemas.microsoft.com/office/word/2010/wordprocessingCanvas">
-  <w:comment w:id="0" w:author="Dayane" w:initials="D" w:date="2026-10-03T23:42:10Z">
+  <w:comment w:id="0" w:author="Alex" w:initials="D" w:date="2026-10-04T21:52:31Z">
     <w:p>
       <w:pPr>
         <w:pStyle w:val="CommentText"/>

--- a/tests/fixtures/workspace/rich.docx
+++ b/tests/fixtures/workspace/rich.docx
@@ -232,7 +232,7 @@
 
 <file path=word/comments.xml><?xml version="1.0" encoding="utf-8"?>
 <w:comments xmlns:a="http://schemas.openxmlformats.org/drawingml/2006/main" xmlns:pic="http://schemas.openxmlformats.org/drawingml/2006/picture" xmlns:r="http://schemas.openxmlformats.org/officeDocument/2006/relationships" xmlns:w="http://schemas.openxmlformats.org/wordprocessingml/2006/main" xmlns:wp="http://schemas.openxmlformats.org/drawingml/2006/wordprocessingDrawing" xmlns:mc="http://schemas.openxmlformats.org/markup-compatibility/2006" xmlns:a14="http://schemas.microsoft.com/office/drawing/2010/main" xmlns:w14="http://schemas.microsoft.com/office/word/2010/wordml" xmlns:wpc="http://schemas.microsoft.com/office/word/2010/wordprocessingCanvas">
-  <w:comment w:id="0" w:author="Alex" w:initials="D" w:date="2026-10-04T21:52:31Z">
+  <w:comment w:id="0" w:author="Alex" w:initials="A" w:date="2026-10-04T21:52:31Z">
     <w:p>
       <w:pPr>
         <w:pStyle w:val="CommentText"/>
